--- a/analisis_diseno_3_bti/coleccion/ADS_3BTI_CUADERNO_ANUAL_PRACTICAS_OFICIO_O3.docx
+++ b/analisis_diseno_3_bti/coleccion/ADS_3BTI_CUADERNO_ANUAL_PRACTICAS_OFICIO_O3.docx
@@ -163,7 +163,7 @@
               <w:rPr>
                 <w:sz w:val="20"/>
               </w:rPr>
-              <w:t>Cuaderno anual de prácticas: las prácticas de los Capítulos 1 a 15 y 17, extraídas de las mismas fuentes que el libro del estudiante, sin teoría ni evaluaciones. Versión para la auditoría de integración: no está aprobado para la venta ni para uso en aula; la aprobación final corresponde a Fernando.</w:t>
+              <w:t>Cuaderno anual de prácticas: las prácticas de los Capítulos 1 a 15 y 17, extraídas de las mismas fuentes que el libro del estudiante, sin teoría ni evaluaciones. Versión candidata del cierre editorial: no está aprobado para la venta ni para uso en aula; la aprobación final corresponde a Fernando.</w:t>
             </w:r>
           </w:p>
         </w:tc>
@@ -276,7 +276,7 @@
           <w:i w:val="0"/>
           <w:sz w:val="20"/>
         </w:rPr>
-        <w:t>Versión v0.1 de la colección (integración editorial, para auditoría) · oficio O3</w:t>
+        <w:t>Versión v0.2 de la colección (cierre editorial, candidata para autorización) · oficio O3</w:t>
       </w:r>
     </w:p>
     <w:p>
